--- a/notes/fhir.docx
+++ b/notes/fhir.docx
@@ -219,18 +219,7 @@
           <w:lang w:val="en-IN" w:eastAsia="en-IN" w:bidi="or-IN"/>
           <w14:ligatures w14:val="none"/>
         </w:rPr>
-        <w:t xml:space="preserve"> </w:t>
-      </w:r>
-      <w:r>
-        <w:rPr>
-          <w:rFonts w:ascii="Times New Roman" w:eastAsia="Times New Roman" w:hAnsi="Times New Roman" w:cs="Times New Roman"/>
-          <w:kern w:val="0"/>
-          <w:sz w:val="20"/>
-          <w:szCs w:val="20"/>
-          <w:lang w:val="en-IN" w:eastAsia="en-IN" w:bidi="or-IN"/>
-          <w14:ligatures w14:val="none"/>
-        </w:rPr>
-        <w:t>Patient Resource</w:t>
+        <w:t xml:space="preserve"> Patient Resource</w:t>
       </w:r>
       <w:r>
         <w:rPr>
@@ -308,6 +297,66 @@
           <w14:ligatures w14:val="none"/>
         </w:rPr>
       </w:pPr>
+      <w:r>
+        <w:rPr>
+          <w:rFonts w:ascii="Times New Roman" w:eastAsia="Times New Roman" w:hAnsi="Times New Roman" w:cs="Times New Roman"/>
+          <w:kern w:val="0"/>
+          <w:sz w:val="20"/>
+          <w:szCs w:val="20"/>
+          <w:lang w:val="en-IN" w:eastAsia="en-IN" w:bidi="or-IN"/>
+          <w14:ligatures w14:val="none"/>
+        </w:rPr>
+        <w:drawing>
+          <wp:inline distT="0" distB="0" distL="0" distR="0" wp14:anchorId="2DFE01AA" wp14:editId="72EE6ABC">
+            <wp:extent cx="3530600" cy="2282102"/>
+            <wp:effectExtent l="0" t="0" r="0" b="4445"/>
+            <wp:docPr id="841154997" name="Picture 1"/>
+            <wp:cNvGraphicFramePr>
+              <a:graphicFrameLocks xmlns:a="http://schemas.openxmlformats.org/drawingml/2006/main" noChangeAspect="1"/>
+            </wp:cNvGraphicFramePr>
+            <a:graphic xmlns:a="http://schemas.openxmlformats.org/drawingml/2006/main">
+              <a:graphicData uri="http://schemas.openxmlformats.org/drawingml/2006/picture">
+                <pic:pic xmlns:pic="http://schemas.openxmlformats.org/drawingml/2006/picture">
+                  <pic:nvPicPr>
+                    <pic:cNvPr id="841154997" name=""/>
+                    <pic:cNvPicPr/>
+                  </pic:nvPicPr>
+                  <pic:blipFill>
+                    <a:blip r:embed="rId5">
+                      <a:extLst>
+                        <a:ext uri="{BEBA8EAE-BF5A-486C-A8C5-ECC9F3942E4B}">
+                          <a14:imgProps xmlns:a14="http://schemas.microsoft.com/office/drawing/2010/main">
+                            <a14:imgLayer r:embed="rId6">
+                              <a14:imgEffect>
+                                <a14:sharpenSoften amount="50000"/>
+                              </a14:imgEffect>
+                              <a14:imgEffect>
+                                <a14:saturation sat="400000"/>
+                              </a14:imgEffect>
+                            </a14:imgLayer>
+                          </a14:imgProps>
+                        </a:ext>
+                      </a:extLst>
+                    </a:blip>
+                    <a:stretch>
+                      <a:fillRect/>
+                    </a:stretch>
+                  </pic:blipFill>
+                  <pic:spPr>
+                    <a:xfrm>
+                      <a:off x="0" y="0"/>
+                      <a:ext cx="3545750" cy="2291894"/>
+                    </a:xfrm>
+                    <a:prstGeom prst="rect">
+                      <a:avLst/>
+                    </a:prstGeom>
+                  </pic:spPr>
+                </pic:pic>
+              </a:graphicData>
+            </a:graphic>
+          </wp:inline>
+        </w:drawing>
+      </w:r>
     </w:p>
     <w:p>
       <w:pPr>
@@ -1209,16 +1258,7 @@
           <w:sz w:val="17"/>
           <w:szCs w:val="17"/>
         </w:rPr>
-        <w:t> </w:t>
-      </w:r>
-      <w:r>
-        <w:rPr>
-          <w:rFonts w:ascii="Consolas" w:hAnsi="Consolas" w:cs="Courier New"/>
-          <w:color w:val="C9D1D9"/>
-          <w:sz w:val="17"/>
-          <w:szCs w:val="17"/>
-        </w:rPr>
-        <w:t xml:space="preserve">  </w:t>
+        <w:t xml:space="preserve">   </w:t>
       </w:r>
       <w:r>
         <w:rPr>
@@ -3854,6 +3894,7 @@
           <w:sz w:val="17"/>
           <w:szCs w:val="17"/>
         </w:rPr>
+        <w:lastRenderedPageBreak/>
         <w:t xml:space="preserve">  </w:t>
       </w:r>
       <w:r>
@@ -5617,7 +5658,6 @@
           <w:sz w:val="17"/>
           <w:szCs w:val="17"/>
         </w:rPr>
-        <w:lastRenderedPageBreak/>
         <w:t xml:space="preserve">      </w:t>
       </w:r>
       <w:r>
@@ -10497,6 +10537,7 @@
           <w:sz w:val="17"/>
           <w:szCs w:val="17"/>
         </w:rPr>
+        <w:lastRenderedPageBreak/>
         <w:t xml:space="preserve">      </w:t>
       </w:r>
       <w:r>
@@ -11970,7 +12011,6 @@
           <w:sz w:val="17"/>
           <w:szCs w:val="17"/>
         </w:rPr>
-        <w:lastRenderedPageBreak/>
         <w:t> </w:t>
       </w:r>
     </w:p>
@@ -17089,6 +17129,7 @@
           <w:sz w:val="17"/>
           <w:szCs w:val="17"/>
         </w:rPr>
+        <w:lastRenderedPageBreak/>
         <w:t xml:space="preserve">        </w:t>
       </w:r>
       <w:r>
@@ -18343,7 +18384,6 @@
           <w:sz w:val="17"/>
           <w:szCs w:val="17"/>
         </w:rPr>
-        <w:lastRenderedPageBreak/>
         <w:t xml:space="preserve">  </w:t>
       </w:r>
       <w:r>
@@ -20588,6 +20628,7 @@
           <w:lang w:val="en-IN" w:eastAsia="en-IN" w:bidi="or-IN"/>
           <w14:ligatures w14:val="none"/>
         </w:rPr>
+        <w:lastRenderedPageBreak/>
         <w:t xml:space="preserve">gender must follow specific rules </w:t>
       </w:r>
     </w:p>
@@ -21716,7 +21757,6 @@
           <w:sz w:val="17"/>
           <w:szCs w:val="17"/>
         </w:rPr>
-        <w:lastRenderedPageBreak/>
         <w:t xml:space="preserve">12.       </w:t>
       </w:r>
       <w:r>
@@ -23607,40 +23647,7 @@
           <w:lang w:eastAsia="en-IN" w:bidi="or-IN"/>
           <w14:ligatures w14:val="none"/>
         </w:rPr>
-        <w:t>It tells systems</w:t>
-      </w:r>
-      <w:r>
-        <w:rPr>
-          <w:rFonts w:ascii="Times New Roman" w:eastAsia="Times New Roman" w:hAnsi="Times New Roman" w:cs="Times New Roman"/>
-          <w:kern w:val="0"/>
-          <w:sz w:val="20"/>
-          <w:szCs w:val="20"/>
-          <w:lang w:eastAsia="en-IN" w:bidi="or-IN"/>
-          <w14:ligatures w14:val="none"/>
-        </w:rPr>
-        <w:t xml:space="preserve"> t</w:t>
-      </w:r>
-      <w:r>
-        <w:rPr>
-          <w:rFonts w:ascii="Times New Roman" w:eastAsia="Times New Roman" w:hAnsi="Times New Roman" w:cs="Times New Roman"/>
-          <w:kern w:val="0"/>
-          <w:sz w:val="20"/>
-          <w:szCs w:val="20"/>
-          <w:lang w:eastAsia="en-IN" w:bidi="or-IN"/>
-          <w14:ligatures w14:val="none"/>
-        </w:rPr>
-        <w:t>his resource has this security/privacy classification</w:t>
-      </w:r>
-      <w:r>
-        <w:rPr>
-          <w:rFonts w:ascii="Times New Roman" w:eastAsia="Times New Roman" w:hAnsi="Times New Roman" w:cs="Times New Roman"/>
-          <w:kern w:val="0"/>
-          <w:sz w:val="20"/>
-          <w:szCs w:val="20"/>
-          <w:lang w:eastAsia="en-IN" w:bidi="or-IN"/>
-          <w14:ligatures w14:val="none"/>
-        </w:rPr>
-        <w:t>.</w:t>
+        <w:t>It tells systems this resource has this security/privacy classification.</w:t>
       </w:r>
     </w:p>
     <w:p>
@@ -23907,6 +23914,7 @@
           <w:sz w:val="17"/>
           <w:szCs w:val="17"/>
         </w:rPr>
+        <w:lastRenderedPageBreak/>
         <w:t xml:space="preserve"> 3.   </w:t>
       </w:r>
       <w:r>
@@ -24876,7 +24884,6 @@
           <w:lang w:val="en-IN" w:eastAsia="en-IN" w:bidi="or-IN"/>
           <w14:ligatures w14:val="none"/>
         </w:rPr>
-        <w:lastRenderedPageBreak/>
         <w:t>A downstream system might then apply a policy such as:</w:t>
       </w:r>
     </w:p>
@@ -27109,6 +27116,7 @@
           <w:lang w:val="en-IN" w:eastAsia="en-IN" w:bidi="or-IN"/>
           <w14:ligatures w14:val="none"/>
         </w:rPr>
+        <w:lastRenderedPageBreak/>
         <w:t xml:space="preserve">    ↓</w:t>
       </w:r>
     </w:p>
@@ -27807,7 +27815,6 @@
           <w:sz w:val="17"/>
           <w:szCs w:val="17"/>
         </w:rPr>
-        <w:lastRenderedPageBreak/>
         <w:t xml:space="preserve">1. </w:t>
       </w:r>
       <w:r>
@@ -30819,6 +30826,7 @@
                 <w:lang w:val="en-IN" w:eastAsia="en-IN" w:bidi="or-IN"/>
                 <w14:ligatures w14:val="none"/>
               </w:rPr>
+              <w:lastRenderedPageBreak/>
               <w:t>extension</w:t>
             </w:r>
           </w:p>
@@ -31472,7 +31480,6 @@
           <w:lang w:val="en-IN" w:eastAsia="en-IN" w:bidi="or-IN"/>
           <w14:ligatures w14:val="none"/>
         </w:rPr>
-        <w:lastRenderedPageBreak/>
         <w:t xml:space="preserve"> ├── Cardinality</w:t>
       </w:r>
     </w:p>
@@ -33306,6 +33313,7 @@
           <w:lang w:val="en-IN" w:eastAsia="en-IN" w:bidi="or-IN"/>
           <w14:ligatures w14:val="none"/>
         </w:rPr>
+        <w:lastRenderedPageBreak/>
         <w:t xml:space="preserve">├── </w:t>
       </w:r>
       <w:proofErr w:type="spellStart"/>
@@ -34431,7 +34439,6 @@
           <w:sz w:val="17"/>
           <w:szCs w:val="17"/>
         </w:rPr>
-        <w:lastRenderedPageBreak/>
         <w:t xml:space="preserve">      </w:t>
       </w:r>
       <w:r>
@@ -37309,6 +37316,7 @@
           <w:sz w:val="17"/>
           <w:szCs w:val="17"/>
         </w:rPr>
+        <w:lastRenderedPageBreak/>
         <w:t xml:space="preserve">  </w:t>
       </w:r>
       <w:r>
@@ -37945,7 +37953,6 @@
           <w:lang w:val="en-IN" w:eastAsia="en-IN" w:bidi="or-IN"/>
           <w14:ligatures w14:val="none"/>
         </w:rPr>
-        <w:lastRenderedPageBreak/>
         <w:t>Multiple Resources Form One Clinical Story</w:t>
       </w:r>
     </w:p>
@@ -40591,6 +40598,10 @@
         <w:jc w:val="both"/>
       </w:pPr>
       <w:r>
+        <w:rPr>
+          <w:noProof/>
+        </w:rPr>
+        <w:lastRenderedPageBreak/>
         <w:drawing>
           <wp:inline distT="0" distB="0" distL="0" distR="0" wp14:anchorId="0E330997" wp14:editId="57039D3A">
             <wp:extent cx="2711266" cy="1214218"/>
@@ -40607,7 +40618,7 @@
                     <pic:cNvPicPr/>
                   </pic:nvPicPr>
                   <pic:blipFill>
-                    <a:blip r:embed="rId5"/>
+                    <a:blip r:embed="rId7"/>
                     <a:stretch>
                       <a:fillRect/>
                     </a:stretch>
@@ -40735,7 +40746,6 @@
           <w:lang w:val="en-IN" w:eastAsia="en-IN" w:bidi="or-IN"/>
           <w14:ligatures w14:val="none"/>
         </w:rPr>
-        <w:lastRenderedPageBreak/>
         <w:t>When you receive a FHIR resource, you shouldn't blindly assume it is valid.</w:t>
       </w:r>
     </w:p>
@@ -43130,6 +43140,7 @@
           <w:lang w:val="en-IN" w:eastAsia="en-IN" w:bidi="or-IN"/>
           <w14:ligatures w14:val="none"/>
         </w:rPr>
+        <w:lastRenderedPageBreak/>
         <w:t xml:space="preserve">  "total": 3,</w:t>
       </w:r>
     </w:p>
@@ -43737,7 +43748,6 @@
           <w:lang w:val="en-IN" w:eastAsia="en-IN" w:bidi="or-IN"/>
           <w14:ligatures w14:val="none"/>
         </w:rPr>
-        <w:lastRenderedPageBreak/>
         <w:t xml:space="preserve">    }</w:t>
       </w:r>
     </w:p>
@@ -45432,6 +45442,7 @@
           <w:lang w:val="en-IN" w:eastAsia="en-IN" w:bidi="or-IN"/>
           <w14:ligatures w14:val="none"/>
         </w:rPr>
+        <w:lastRenderedPageBreak/>
         <w:t xml:space="preserve">  {</w:t>
       </w:r>
     </w:p>
@@ -45864,7 +45875,6 @@
           <w:lang w:val="en-IN" w:eastAsia="en-IN" w:bidi="or-IN"/>
           <w14:ligatures w14:val="none"/>
         </w:rPr>
-        <w:lastRenderedPageBreak/>
         <w:t>Transaction Bundle</w:t>
       </w:r>
     </w:p>
@@ -47386,6 +47396,7 @@
           <w:lang w:val="en-IN" w:eastAsia="en-IN" w:bidi="or-IN"/>
           <w14:ligatures w14:val="none"/>
         </w:rPr>
+        <w:lastRenderedPageBreak/>
         <w:t>├── Documents</w:t>
       </w:r>
     </w:p>
@@ -47724,7 +47735,6 @@
           <w:lang w:val="en-IN" w:eastAsia="en-IN" w:bidi="or-IN"/>
           <w14:ligatures w14:val="none"/>
         </w:rPr>
-        <w:lastRenderedPageBreak/>
         <w:t xml:space="preserve">  "id": "123",</w:t>
       </w:r>
     </w:p>
@@ -53145,6 +53155,7 @@
   <w:style w:type="character" w:default="1" w:styleId="DefaultParagraphFont">
     <w:name w:val="Default Paragraph Font"/>
     <w:uiPriority w:val="1"/>
+    <w:semiHidden/>
     <w:unhideWhenUsed/>
   </w:style>
   <w:style w:type="table" w:default="1" w:styleId="TableNormal">
